--- a/Cahier des Charges Fonctionnel - Aéroworld.docx
+++ b/Cahier des Charges Fonctionnel - Aéroworld.docx
@@ -755,7 +755,7 @@
         <w:rPr>
           <w:lang w:val="fr-FR"/>
         </w:rPr>
-        <w:t>6. Contraintes réglementaires (RGPD)</w:t>
+        <w:t xml:space="preserve">6. Contraintes </w:t>
       </w:r>
     </w:p>
     <w:p>
